--- a/BigDecimal Functional Understanding Document v1.2.docx
+++ b/BigDecimal Functional Understanding Document v1.2.docx
@@ -316,7 +316,7 @@
           <w:r>
             <w:fldChar w:fldCharType="separate"/>
           </w:r>
-          <w:hyperlink w:anchor="_Toc231154508" w:history="1">
+          <w:hyperlink w:anchor="_Toc231317109" w:history="1">
             <w:r>
               <w:rPr>
                 <w:rStyle w:val="Hyperlink"/>
@@ -360,7 +360,7 @@
                 <w:noProof/>
                 <w:webHidden/>
               </w:rPr>
-              <w:instrText xml:space="preserve"> PAGEREF _Toc231154508 \h </w:instrText>
+              <w:instrText xml:space="preserve"> PAGEREF _Toc231317109 \h </w:instrText>
             </w:r>
             <w:r>
               <w:rPr>
@@ -404,7 +404,7 @@
               <w:lang w:eastAsia="en-AU"/>
             </w:rPr>
           </w:pPr>
-          <w:hyperlink w:anchor="_Toc231154509" w:history="1">
+          <w:hyperlink w:anchor="_Toc231317110" w:history="1">
             <w:r>
               <w:rPr>
                 <w:rStyle w:val="Hyperlink"/>
@@ -446,7 +446,7 @@
                 <w:noProof/>
                 <w:webHidden/>
               </w:rPr>
-              <w:instrText xml:space="preserve"> PAGEREF _Toc231154509 \h </w:instrText>
+              <w:instrText xml:space="preserve"> PAGEREF _Toc231317110 \h </w:instrText>
             </w:r>
             <w:r>
               <w:rPr>
@@ -490,7 +490,7 @@
               <w:lang w:eastAsia="en-AU"/>
             </w:rPr>
           </w:pPr>
-          <w:hyperlink w:anchor="_Toc231154510" w:history="1">
+          <w:hyperlink w:anchor="_Toc231317111" w:history="1">
             <w:r>
               <w:rPr>
                 <w:rStyle w:val="Hyperlink"/>
@@ -534,7 +534,7 @@
                 <w:noProof/>
                 <w:webHidden/>
               </w:rPr>
-              <w:instrText xml:space="preserve"> PAGEREF _Toc231154510 \h </w:instrText>
+              <w:instrText xml:space="preserve"> PAGEREF _Toc231317111 \h </w:instrText>
             </w:r>
             <w:r>
               <w:rPr>
@@ -578,7 +578,7 @@
               <w:lang w:eastAsia="en-AU"/>
             </w:rPr>
           </w:pPr>
-          <w:hyperlink w:anchor="_Toc231154511" w:history="1">
+          <w:hyperlink w:anchor="_Toc231317112" w:history="1">
             <w:r>
               <w:rPr>
                 <w:rStyle w:val="Hyperlink"/>
@@ -622,7 +622,7 @@
                 <w:noProof/>
                 <w:webHidden/>
               </w:rPr>
-              <w:instrText xml:space="preserve"> PAGEREF _Toc231154511 \h </w:instrText>
+              <w:instrText xml:space="preserve"> PAGEREF _Toc231317112 \h </w:instrText>
             </w:r>
             <w:r>
               <w:rPr>
@@ -666,7 +666,7 @@
               <w:lang w:eastAsia="en-AU"/>
             </w:rPr>
           </w:pPr>
-          <w:hyperlink w:anchor="_Toc231154512" w:history="1">
+          <w:hyperlink w:anchor="_Toc231317113" w:history="1">
             <w:r>
               <w:rPr>
                 <w:rStyle w:val="Hyperlink"/>
@@ -710,7 +710,7 @@
                 <w:noProof/>
                 <w:webHidden/>
               </w:rPr>
-              <w:instrText xml:space="preserve"> PAGEREF _Toc231154512 \h </w:instrText>
+              <w:instrText xml:space="preserve"> PAGEREF _Toc231317113 \h </w:instrText>
             </w:r>
             <w:r>
               <w:rPr>
@@ -754,7 +754,7 @@
               <w:lang w:eastAsia="en-AU"/>
             </w:rPr>
           </w:pPr>
-          <w:hyperlink w:anchor="_Toc231154513" w:history="1">
+          <w:hyperlink w:anchor="_Toc231317114" w:history="1">
             <w:r>
               <w:rPr>
                 <w:rStyle w:val="Hyperlink"/>
@@ -798,7 +798,7 @@
                 <w:noProof/>
                 <w:webHidden/>
               </w:rPr>
-              <w:instrText xml:space="preserve"> PAGEREF _Toc231154513 \h </w:instrText>
+              <w:instrText xml:space="preserve"> PAGEREF _Toc231317114 \h </w:instrText>
             </w:r>
             <w:r>
               <w:rPr>
@@ -842,7 +842,7 @@
               <w:lang w:eastAsia="en-AU"/>
             </w:rPr>
           </w:pPr>
-          <w:hyperlink w:anchor="_Toc231154514" w:history="1">
+          <w:hyperlink w:anchor="_Toc231317115" w:history="1">
             <w:r>
               <w:rPr>
                 <w:rStyle w:val="Hyperlink"/>
@@ -886,7 +886,7 @@
                 <w:noProof/>
                 <w:webHidden/>
               </w:rPr>
-              <w:instrText xml:space="preserve"> PAGEREF _Toc231154514 \h </w:instrText>
+              <w:instrText xml:space="preserve"> PAGEREF _Toc231317115 \h </w:instrText>
             </w:r>
             <w:r>
               <w:rPr>
@@ -930,7 +930,7 @@
               <w:lang w:eastAsia="en-AU"/>
             </w:rPr>
           </w:pPr>
-          <w:hyperlink w:anchor="_Toc231154515" w:history="1">
+          <w:hyperlink w:anchor="_Toc231317116" w:history="1">
             <w:r>
               <w:rPr>
                 <w:rStyle w:val="Hyperlink"/>
@@ -974,7 +974,7 @@
                 <w:noProof/>
                 <w:webHidden/>
               </w:rPr>
-              <w:instrText xml:space="preserve"> PAGEREF _Toc231154515 \h </w:instrText>
+              <w:instrText xml:space="preserve"> PAGEREF _Toc231317116 \h </w:instrText>
             </w:r>
             <w:r>
               <w:rPr>
@@ -1018,7 +1018,7 @@
               <w:lang w:eastAsia="en-AU"/>
             </w:rPr>
           </w:pPr>
-          <w:hyperlink w:anchor="_Toc231154516" w:history="1">
+          <w:hyperlink w:anchor="_Toc231317117" w:history="1">
             <w:r>
               <w:rPr>
                 <w:rStyle w:val="Hyperlink"/>
@@ -1062,7 +1062,7 @@
                 <w:noProof/>
                 <w:webHidden/>
               </w:rPr>
-              <w:instrText xml:space="preserve"> PAGEREF _Toc231154516 \h </w:instrText>
+              <w:instrText xml:space="preserve"> PAGEREF _Toc231317117 \h </w:instrText>
             </w:r>
             <w:r>
               <w:rPr>
@@ -1106,7 +1106,7 @@
               <w:lang w:eastAsia="en-AU"/>
             </w:rPr>
           </w:pPr>
-          <w:hyperlink w:anchor="_Toc231154517" w:history="1">
+          <w:hyperlink w:anchor="_Toc231317118" w:history="1">
             <w:r>
               <w:rPr>
                 <w:rStyle w:val="Hyperlink"/>
@@ -1148,7 +1148,7 @@
                 <w:noProof/>
                 <w:webHidden/>
               </w:rPr>
-              <w:instrText xml:space="preserve"> PAGEREF _Toc231154517 \h </w:instrText>
+              <w:instrText xml:space="preserve"> PAGEREF _Toc231317118 \h </w:instrText>
             </w:r>
             <w:r>
               <w:rPr>
@@ -1192,7 +1192,7 @@
               <w:lang w:eastAsia="en-AU"/>
             </w:rPr>
           </w:pPr>
-          <w:hyperlink w:anchor="_Toc231154518" w:history="1">
+          <w:hyperlink w:anchor="_Toc231317119" w:history="1">
             <w:r>
               <w:rPr>
                 <w:rStyle w:val="Hyperlink"/>
@@ -1234,7 +1234,7 @@
                 <w:noProof/>
                 <w:webHidden/>
               </w:rPr>
-              <w:instrText xml:space="preserve"> PAGEREF _Toc231154518 \h </w:instrText>
+              <w:instrText xml:space="preserve"> PAGEREF _Toc231317119 \h </w:instrText>
             </w:r>
             <w:r>
               <w:rPr>
@@ -1278,7 +1278,7 @@
               <w:lang w:eastAsia="en-AU"/>
             </w:rPr>
           </w:pPr>
-          <w:hyperlink w:anchor="_Toc231154519" w:history="1">
+          <w:hyperlink w:anchor="_Toc231317120" w:history="1">
             <w:r>
               <w:rPr>
                 <w:rStyle w:val="Hyperlink"/>
@@ -1320,7 +1320,7 @@
                 <w:noProof/>
                 <w:webHidden/>
               </w:rPr>
-              <w:instrText xml:space="preserve"> PAGEREF _Toc231154519 \h </w:instrText>
+              <w:instrText xml:space="preserve"> PAGEREF _Toc231317120 \h </w:instrText>
             </w:r>
             <w:r>
               <w:rPr>
@@ -1364,7 +1364,7 @@
               <w:lang w:eastAsia="en-AU"/>
             </w:rPr>
           </w:pPr>
-          <w:hyperlink w:anchor="_Toc231154520" w:history="1">
+          <w:hyperlink w:anchor="_Toc231317121" w:history="1">
             <w:r>
               <w:rPr>
                 <w:rStyle w:val="Hyperlink"/>
@@ -1406,7 +1406,7 @@
                 <w:noProof/>
                 <w:webHidden/>
               </w:rPr>
-              <w:instrText xml:space="preserve"> PAGEREF _Toc231154520 \h </w:instrText>
+              <w:instrText xml:space="preserve"> PAGEREF _Toc231317121 \h </w:instrText>
             </w:r>
             <w:r>
               <w:rPr>
@@ -1450,7 +1450,7 @@
               <w:lang w:eastAsia="en-AU"/>
             </w:rPr>
           </w:pPr>
-          <w:hyperlink w:anchor="_Toc231154521" w:history="1">
+          <w:hyperlink w:anchor="_Toc231317122" w:history="1">
             <w:r>
               <w:rPr>
                 <w:rStyle w:val="Hyperlink"/>
@@ -1494,7 +1494,7 @@
                 <w:noProof/>
                 <w:webHidden/>
               </w:rPr>
-              <w:instrText xml:space="preserve"> PAGEREF _Toc231154521 \h </w:instrText>
+              <w:instrText xml:space="preserve"> PAGEREF _Toc231317122 \h </w:instrText>
             </w:r>
             <w:r>
               <w:rPr>
@@ -1538,7 +1538,7 @@
               <w:lang w:eastAsia="en-AU"/>
             </w:rPr>
           </w:pPr>
-          <w:hyperlink w:anchor="_Toc231154522" w:history="1">
+          <w:hyperlink w:anchor="_Toc231317123" w:history="1">
             <w:r>
               <w:rPr>
                 <w:rStyle w:val="Hyperlink"/>
@@ -1580,7 +1580,7 @@
                 <w:noProof/>
                 <w:webHidden/>
               </w:rPr>
-              <w:instrText xml:space="preserve"> PAGEREF _Toc231154522 \h </w:instrText>
+              <w:instrText xml:space="preserve"> PAGEREF _Toc231317123 \h </w:instrText>
             </w:r>
             <w:r>
               <w:rPr>
@@ -1624,7 +1624,7 @@
               <w:lang w:eastAsia="en-AU"/>
             </w:rPr>
           </w:pPr>
-          <w:hyperlink w:anchor="_Toc231154523" w:history="1">
+          <w:hyperlink w:anchor="_Toc231317124" w:history="1">
             <w:r>
               <w:rPr>
                 <w:rStyle w:val="Hyperlink"/>
@@ -1666,7 +1666,7 @@
                 <w:noProof/>
                 <w:webHidden/>
               </w:rPr>
-              <w:instrText xml:space="preserve"> PAGEREF _Toc231154523 \h </w:instrText>
+              <w:instrText xml:space="preserve"> PAGEREF _Toc231317124 \h </w:instrText>
             </w:r>
             <w:r>
               <w:rPr>
@@ -1710,7 +1710,7 @@
               <w:lang w:eastAsia="en-AU"/>
             </w:rPr>
           </w:pPr>
-          <w:hyperlink w:anchor="_Toc231154524" w:history="1">
+          <w:hyperlink w:anchor="_Toc231317125" w:history="1">
             <w:r>
               <w:rPr>
                 <w:rStyle w:val="Hyperlink"/>
@@ -1752,7 +1752,7 @@
                 <w:noProof/>
                 <w:webHidden/>
               </w:rPr>
-              <w:instrText xml:space="preserve"> PAGEREF _Toc231154524 \h </w:instrText>
+              <w:instrText xml:space="preserve"> PAGEREF _Toc231317125 \h </w:instrText>
             </w:r>
             <w:r>
               <w:rPr>
@@ -1796,7 +1796,7 @@
               <w:lang w:eastAsia="en-AU"/>
             </w:rPr>
           </w:pPr>
-          <w:hyperlink w:anchor="_Toc231154525" w:history="1">
+          <w:hyperlink w:anchor="_Toc231317126" w:history="1">
             <w:r>
               <w:rPr>
                 <w:rStyle w:val="Hyperlink"/>
@@ -1838,7 +1838,7 @@
                 <w:noProof/>
                 <w:webHidden/>
               </w:rPr>
-              <w:instrText xml:space="preserve"> PAGEREF _Toc231154525 \h </w:instrText>
+              <w:instrText xml:space="preserve"> PAGEREF _Toc231317126 \h </w:instrText>
             </w:r>
             <w:r>
               <w:rPr>
@@ -1882,7 +1882,7 @@
               <w:lang w:eastAsia="en-AU"/>
             </w:rPr>
           </w:pPr>
-          <w:hyperlink w:anchor="_Toc231154526" w:history="1">
+          <w:hyperlink w:anchor="_Toc231317127" w:history="1">
             <w:r>
               <w:rPr>
                 <w:rStyle w:val="Hyperlink"/>
@@ -1924,7 +1924,7 @@
                 <w:noProof/>
                 <w:webHidden/>
               </w:rPr>
-              <w:instrText xml:space="preserve"> PAGEREF _Toc231154526 \h </w:instrText>
+              <w:instrText xml:space="preserve"> PAGEREF _Toc231317127 \h </w:instrText>
             </w:r>
             <w:r>
               <w:rPr>
@@ -1968,7 +1968,7 @@
               <w:lang w:eastAsia="en-AU"/>
             </w:rPr>
           </w:pPr>
-          <w:hyperlink w:anchor="_Toc231154527" w:history="1">
+          <w:hyperlink w:anchor="_Toc231317128" w:history="1">
             <w:r>
               <w:rPr>
                 <w:rStyle w:val="Hyperlink"/>
@@ -2010,7 +2010,7 @@
                 <w:noProof/>
                 <w:webHidden/>
               </w:rPr>
-              <w:instrText xml:space="preserve"> PAGEREF _Toc231154527 \h </w:instrText>
+              <w:instrText xml:space="preserve"> PAGEREF _Toc231317128 \h </w:instrText>
             </w:r>
             <w:r>
               <w:rPr>
@@ -2054,7 +2054,7 @@
               <w:lang w:eastAsia="en-AU"/>
             </w:rPr>
           </w:pPr>
-          <w:hyperlink w:anchor="_Toc231154528" w:history="1">
+          <w:hyperlink w:anchor="_Toc231317129" w:history="1">
             <w:r>
               <w:rPr>
                 <w:rStyle w:val="Hyperlink"/>
@@ -2096,7 +2096,7 @@
                 <w:noProof/>
                 <w:webHidden/>
               </w:rPr>
-              <w:instrText xml:space="preserve"> PAGEREF _Toc231154528 \h </w:instrText>
+              <w:instrText xml:space="preserve"> PAGEREF _Toc231317129 \h </w:instrText>
             </w:r>
             <w:r>
               <w:rPr>
@@ -2140,7 +2140,7 @@
               <w:lang w:eastAsia="en-AU"/>
             </w:rPr>
           </w:pPr>
-          <w:hyperlink w:anchor="_Toc231154529" w:history="1">
+          <w:hyperlink w:anchor="_Toc231317130" w:history="1">
             <w:r>
               <w:rPr>
                 <w:rStyle w:val="Hyperlink"/>
@@ -2182,7 +2182,7 @@
                 <w:noProof/>
                 <w:webHidden/>
               </w:rPr>
-              <w:instrText xml:space="preserve"> PAGEREF _Toc231154529 \h </w:instrText>
+              <w:instrText xml:space="preserve"> PAGEREF _Toc231317130 \h </w:instrText>
             </w:r>
             <w:r>
               <w:rPr>
@@ -2226,7 +2226,7 @@
               <w:lang w:eastAsia="en-AU"/>
             </w:rPr>
           </w:pPr>
-          <w:hyperlink w:anchor="_Toc231154530" w:history="1">
+          <w:hyperlink w:anchor="_Toc231317131" w:history="1">
             <w:r>
               <w:rPr>
                 <w:rStyle w:val="Hyperlink"/>
@@ -2268,7 +2268,7 @@
                 <w:noProof/>
                 <w:webHidden/>
               </w:rPr>
-              <w:instrText xml:space="preserve"> PAGEREF _Toc231154530 \h </w:instrText>
+              <w:instrText xml:space="preserve"> PAGEREF _Toc231317131 \h </w:instrText>
             </w:r>
             <w:r>
               <w:rPr>
@@ -2312,7 +2312,7 @@
               <w:lang w:eastAsia="en-AU"/>
             </w:rPr>
           </w:pPr>
-          <w:hyperlink w:anchor="_Toc231154531" w:history="1">
+          <w:hyperlink w:anchor="_Toc231317132" w:history="1">
             <w:r>
               <w:rPr>
                 <w:rStyle w:val="Hyperlink"/>
@@ -2354,7 +2354,7 @@
                 <w:noProof/>
                 <w:webHidden/>
               </w:rPr>
-              <w:instrText xml:space="preserve"> PAGEREF _Toc231154531 \h </w:instrText>
+              <w:instrText xml:space="preserve"> PAGEREF _Toc231317132 \h </w:instrText>
             </w:r>
             <w:r>
               <w:rPr>
@@ -2398,7 +2398,7 @@
               <w:lang w:eastAsia="en-AU"/>
             </w:rPr>
           </w:pPr>
-          <w:hyperlink w:anchor="_Toc231154532" w:history="1">
+          <w:hyperlink w:anchor="_Toc231317133" w:history="1">
             <w:r>
               <w:rPr>
                 <w:rStyle w:val="Hyperlink"/>
@@ -2440,7 +2440,7 @@
                 <w:noProof/>
                 <w:webHidden/>
               </w:rPr>
-              <w:instrText xml:space="preserve"> PAGEREF _Toc231154532 \h </w:instrText>
+              <w:instrText xml:space="preserve"> PAGEREF _Toc231317133 \h </w:instrText>
             </w:r>
             <w:r>
               <w:rPr>
@@ -2484,7 +2484,7 @@
               <w:lang w:eastAsia="en-AU"/>
             </w:rPr>
           </w:pPr>
-          <w:hyperlink w:anchor="_Toc231154533" w:history="1">
+          <w:hyperlink w:anchor="_Toc231317134" w:history="1">
             <w:r>
               <w:rPr>
                 <w:rStyle w:val="Hyperlink"/>
@@ -2528,7 +2528,7 @@
                 <w:noProof/>
                 <w:webHidden/>
               </w:rPr>
-              <w:instrText xml:space="preserve"> PAGEREF _Toc231154533 \h </w:instrText>
+              <w:instrText xml:space="preserve"> PAGEREF _Toc231317134 \h </w:instrText>
             </w:r>
             <w:r>
               <w:rPr>
@@ -2572,7 +2572,7 @@
               <w:lang w:eastAsia="en-AU"/>
             </w:rPr>
           </w:pPr>
-          <w:hyperlink w:anchor="_Toc231154534" w:history="1">
+          <w:hyperlink w:anchor="_Toc231317135" w:history="1">
             <w:r>
               <w:rPr>
                 <w:rStyle w:val="Hyperlink"/>
@@ -2614,7 +2614,7 @@
                 <w:noProof/>
                 <w:webHidden/>
               </w:rPr>
-              <w:instrText xml:space="preserve"> PAGEREF _Toc231154534 \h </w:instrText>
+              <w:instrText xml:space="preserve"> PAGEREF _Toc231317135 \h </w:instrText>
             </w:r>
             <w:r>
               <w:rPr>
@@ -2658,7 +2658,7 @@
               <w:lang w:eastAsia="en-AU"/>
             </w:rPr>
           </w:pPr>
-          <w:hyperlink w:anchor="_Toc231154535" w:history="1">
+          <w:hyperlink w:anchor="_Toc231317136" w:history="1">
             <w:r>
               <w:rPr>
                 <w:rStyle w:val="Hyperlink"/>
@@ -2700,7 +2700,7 @@
                 <w:noProof/>
                 <w:webHidden/>
               </w:rPr>
-              <w:instrText xml:space="preserve"> PAGEREF _Toc231154535 \h </w:instrText>
+              <w:instrText xml:space="preserve"> PAGEREF _Toc231317136 \h </w:instrText>
             </w:r>
             <w:r>
               <w:rPr>
@@ -2744,7 +2744,7 @@
               <w:lang w:eastAsia="en-AU"/>
             </w:rPr>
           </w:pPr>
-          <w:hyperlink w:anchor="_Toc231154536" w:history="1">
+          <w:hyperlink w:anchor="_Toc231317137" w:history="1">
             <w:r>
               <w:rPr>
                 <w:rStyle w:val="Hyperlink"/>
@@ -2788,7 +2788,7 @@
                 <w:noProof/>
                 <w:webHidden/>
               </w:rPr>
-              <w:instrText xml:space="preserve"> PAGEREF _Toc231154536 \h </w:instrText>
+              <w:instrText xml:space="preserve"> PAGEREF _Toc231317137 \h </w:instrText>
             </w:r>
             <w:r>
               <w:rPr>
@@ -2832,7 +2832,7 @@
               <w:lang w:eastAsia="en-AU"/>
             </w:rPr>
           </w:pPr>
-          <w:hyperlink w:anchor="_Toc231154537" w:history="1">
+          <w:hyperlink w:anchor="_Toc231317138" w:history="1">
             <w:r>
               <w:rPr>
                 <w:rStyle w:val="Hyperlink"/>
@@ -2876,7 +2876,7 @@
                 <w:noProof/>
                 <w:webHidden/>
               </w:rPr>
-              <w:instrText xml:space="preserve"> PAGEREF _Toc231154537 \h </w:instrText>
+              <w:instrText xml:space="preserve"> PAGEREF _Toc231317138 \h </w:instrText>
             </w:r>
             <w:r>
               <w:rPr>
@@ -2976,7 +2976,7 @@
         </w:rPr>
         <w:fldChar w:fldCharType="separate"/>
       </w:r>
-      <w:hyperlink w:anchor="_Toc231154538" w:history="1">
+      <w:hyperlink w:anchor="_Toc231317139" w:history="1">
         <w:r>
           <w:rPr>
             <w:rStyle w:val="Hyperlink"/>
@@ -3011,7 +3011,7 @@
             <w:noProof/>
             <w:webHidden/>
           </w:rPr>
-          <w:instrText xml:space="preserve"> PAGEREF _Toc231154538 \h </w:instrText>
+          <w:instrText xml:space="preserve"> PAGEREF _Toc231317139 \h </w:instrText>
         </w:r>
         <w:r>
           <w:rPr>
@@ -3054,7 +3054,7 @@
           <w:lang w:eastAsia="en-AU"/>
         </w:rPr>
       </w:pPr>
-      <w:hyperlink w:anchor="_Toc231154539" w:history="1">
+      <w:hyperlink w:anchor="_Toc231317140" w:history="1">
         <w:r>
           <w:rPr>
             <w:rStyle w:val="Hyperlink"/>
@@ -3089,7 +3089,7 @@
             <w:noProof/>
             <w:webHidden/>
           </w:rPr>
-          <w:instrText xml:space="preserve"> PAGEREF _Toc231154539 \h </w:instrText>
+          <w:instrText xml:space="preserve"> PAGEREF _Toc231317140 \h </w:instrText>
         </w:r>
         <w:r>
           <w:rPr>
@@ -3132,7 +3132,7 @@
           <w:lang w:eastAsia="en-AU"/>
         </w:rPr>
       </w:pPr>
-      <w:hyperlink w:anchor="_Toc231154540" w:history="1">
+      <w:hyperlink w:anchor="_Toc231317141" w:history="1">
         <w:r>
           <w:rPr>
             <w:rStyle w:val="Hyperlink"/>
@@ -3167,7 +3167,7 @@
             <w:noProof/>
             <w:webHidden/>
           </w:rPr>
-          <w:instrText xml:space="preserve"> PAGEREF _Toc231154540 \h </w:instrText>
+          <w:instrText xml:space="preserve"> PAGEREF _Toc231317141 \h </w:instrText>
         </w:r>
         <w:r>
           <w:rPr>
@@ -3210,7 +3210,7 @@
           <w:lang w:eastAsia="en-AU"/>
         </w:rPr>
       </w:pPr>
-      <w:hyperlink w:anchor="_Toc231154541" w:history="1">
+      <w:hyperlink w:anchor="_Toc231317142" w:history="1">
         <w:r>
           <w:rPr>
             <w:rStyle w:val="Hyperlink"/>
@@ -3245,7 +3245,7 @@
             <w:noProof/>
             <w:webHidden/>
           </w:rPr>
-          <w:instrText xml:space="preserve"> PAGEREF _Toc231154541 \h </w:instrText>
+          <w:instrText xml:space="preserve"> PAGEREF _Toc231317142 \h </w:instrText>
         </w:r>
         <w:r>
           <w:rPr>
@@ -3288,7 +3288,7 @@
           <w:lang w:eastAsia="en-AU"/>
         </w:rPr>
       </w:pPr>
-      <w:hyperlink w:anchor="_Toc231154542" w:history="1">
+      <w:hyperlink w:anchor="_Toc231317143" w:history="1">
         <w:r>
           <w:rPr>
             <w:rStyle w:val="Hyperlink"/>
@@ -3323,7 +3323,7 @@
             <w:noProof/>
             <w:webHidden/>
           </w:rPr>
-          <w:instrText xml:space="preserve"> PAGEREF _Toc231154542 \h </w:instrText>
+          <w:instrText xml:space="preserve"> PAGEREF _Toc231317143 \h </w:instrText>
         </w:r>
         <w:r>
           <w:rPr>
@@ -3366,7 +3366,7 @@
           <w:lang w:eastAsia="en-AU"/>
         </w:rPr>
       </w:pPr>
-      <w:hyperlink w:anchor="_Toc231154543" w:history="1">
+      <w:hyperlink w:anchor="_Toc231317144" w:history="1">
         <w:r>
           <w:rPr>
             <w:rStyle w:val="Hyperlink"/>
@@ -3401,7 +3401,7 @@
             <w:noProof/>
             <w:webHidden/>
           </w:rPr>
-          <w:instrText xml:space="preserve"> PAGEREF _Toc231154543 \h </w:instrText>
+          <w:instrText xml:space="preserve"> PAGEREF _Toc231317144 \h </w:instrText>
         </w:r>
         <w:r>
           <w:rPr>
@@ -3538,7 +3538,7 @@
         </w:rPr>
         <w:fldChar w:fldCharType="separate"/>
       </w:r>
-      <w:hyperlink w:anchor="_Toc231154544" w:history="1">
+      <w:hyperlink w:anchor="_Toc231317145" w:history="1">
         <w:r>
           <w:rPr>
             <w:rStyle w:val="Hyperlink"/>
@@ -3565,7 +3565,7 @@
             <w:noProof/>
             <w:webHidden/>
           </w:rPr>
-          <w:instrText xml:space="preserve"> PAGEREF _Toc231154544 \h </w:instrText>
+          <w:instrText xml:space="preserve"> PAGEREF _Toc231317145 \h </w:instrText>
         </w:r>
         <w:r>
           <w:rPr>
@@ -3608,7 +3608,7 @@
           <w:lang w:eastAsia="en-AU"/>
         </w:rPr>
       </w:pPr>
-      <w:hyperlink w:anchor="_Toc231154545" w:history="1">
+      <w:hyperlink w:anchor="_Toc231317146" w:history="1">
         <w:r>
           <w:rPr>
             <w:rStyle w:val="Hyperlink"/>
@@ -3645,7 +3645,7 @@
             <w:noProof/>
             <w:webHidden/>
           </w:rPr>
-          <w:instrText xml:space="preserve"> PAGEREF _Toc231154545 \h </w:instrText>
+          <w:instrText xml:space="preserve"> PAGEREF _Toc231317146 \h </w:instrText>
         </w:r>
         <w:r>
           <w:rPr>
@@ -3688,7 +3688,7 @@
           <w:lang w:eastAsia="en-AU"/>
         </w:rPr>
       </w:pPr>
-      <w:hyperlink w:anchor="_Toc231154546" w:history="1">
+      <w:hyperlink w:anchor="_Toc231317147" w:history="1">
         <w:r>
           <w:rPr>
             <w:rStyle w:val="Hyperlink"/>
@@ -3725,7 +3725,7 @@
             <w:noProof/>
             <w:webHidden/>
           </w:rPr>
-          <w:instrText xml:space="preserve"> PAGEREF _Toc231154546 \h </w:instrText>
+          <w:instrText xml:space="preserve"> PAGEREF _Toc231317147 \h </w:instrText>
         </w:r>
         <w:r>
           <w:rPr>
@@ -3768,7 +3768,7 @@
           <w:lang w:eastAsia="en-AU"/>
         </w:rPr>
       </w:pPr>
-      <w:hyperlink w:anchor="_Toc231154547" w:history="1">
+      <w:hyperlink w:anchor="_Toc231317148" w:history="1">
         <w:r>
           <w:rPr>
             <w:rStyle w:val="Hyperlink"/>
@@ -3805,7 +3805,7 @@
             <w:noProof/>
             <w:webHidden/>
           </w:rPr>
-          <w:instrText xml:space="preserve"> PAGEREF _Toc231154547 \h </w:instrText>
+          <w:instrText xml:space="preserve"> PAGEREF _Toc231317148 \h </w:instrText>
         </w:r>
         <w:r>
           <w:rPr>
@@ -3869,7 +3869,7 @@
         </w:rPr>
       </w:pPr>
       <w:bookmarkStart w:id="0" w:name="_Toc229488303"/>
-      <w:bookmarkStart w:id="1" w:name="_Toc231154508"/>
+      <w:bookmarkStart w:id="1" w:name="_Toc231317109"/>
       <w:r>
         <w:rPr>
           <w:rFonts w:ascii="Segoe UI" w:hAnsi="Segoe UI" w:cs="Segoe UI"/>
@@ -3980,7 +3980,7 @@
       <w:pPr>
         <w:pStyle w:val="Heading2"/>
       </w:pPr>
-      <w:bookmarkStart w:id="2" w:name="_Toc231154509"/>
+      <w:bookmarkStart w:id="2" w:name="_Toc231317110"/>
       <w:r>
         <w:t xml:space="preserve">Why </w:t>
       </w:r>
@@ -4049,7 +4049,7 @@
           <w:rFonts w:ascii="Segoe UI" w:hAnsi="Segoe UI" w:cs="Segoe UI"/>
         </w:rPr>
       </w:pPr>
-      <w:bookmarkStart w:id="3" w:name="_Toc231154510"/>
+      <w:bookmarkStart w:id="3" w:name="_Toc231317111"/>
       <w:r>
         <w:rPr>
           <w:rFonts w:ascii="Segoe UI" w:hAnsi="Segoe UI" w:cs="Segoe UI"/>
@@ -4430,7 +4430,7 @@
         </w:rPr>
       </w:pPr>
       <w:bookmarkStart w:id="4" w:name="_Ref231153781"/>
-      <w:bookmarkStart w:id="5" w:name="_Toc231154544"/>
+      <w:bookmarkStart w:id="5" w:name="_Toc231317145"/>
       <w:r>
         <w:t xml:space="preserve">Figure </w:t>
       </w:r>
@@ -4480,7 +4480,7 @@
           <w:rFonts w:ascii="Segoe UI" w:hAnsi="Segoe UI" w:cs="Segoe UI"/>
         </w:rPr>
       </w:pPr>
-      <w:bookmarkStart w:id="6" w:name="_Toc231154511"/>
+      <w:bookmarkStart w:id="6" w:name="_Toc231317112"/>
       <w:r>
         <w:rPr>
           <w:rFonts w:ascii="Segoe UI" w:hAnsi="Segoe UI" w:cs="Segoe UI"/>
@@ -4574,7 +4574,7 @@
         </w:rPr>
       </w:pPr>
       <w:bookmarkStart w:id="7" w:name="_Toc229501037"/>
-      <w:bookmarkStart w:id="8" w:name="_Toc231154512"/>
+      <w:bookmarkStart w:id="8" w:name="_Toc231317113"/>
       <w:r>
         <w:rPr>
           <w:rFonts w:ascii="Segoe UI" w:hAnsi="Segoe UI" w:cs="Segoe UI"/>
@@ -5078,7 +5078,7 @@
       <w:bookmarkStart w:id="10" w:name="_Ref226810484"/>
       <w:bookmarkStart w:id="11" w:name="_Ref226810504"/>
       <w:bookmarkStart w:id="12" w:name="_Toc229501075"/>
-      <w:bookmarkStart w:id="13" w:name="_Toc231154545"/>
+      <w:bookmarkStart w:id="13" w:name="_Toc231317146"/>
       <w:r>
         <w:rPr>
           <w:rFonts w:ascii="Segoe UI" w:hAnsi="Segoe UI" w:cs="Segoe UI"/>
@@ -5183,7 +5183,7 @@
         </w:rPr>
       </w:pPr>
       <w:bookmarkStart w:id="14" w:name="_Toc229501038"/>
-      <w:bookmarkStart w:id="15" w:name="_Toc231154513"/>
+      <w:bookmarkStart w:id="15" w:name="_Toc231317114"/>
       <w:r>
         <w:rPr>
           <w:rFonts w:ascii="Segoe UI" w:hAnsi="Segoe UI" w:cs="Segoe UI"/>
@@ -5545,7 +5545,7 @@
         </w:rPr>
       </w:pPr>
       <w:bookmarkStart w:id="16" w:name="_Toc229501076"/>
-      <w:bookmarkStart w:id="17" w:name="_Toc231154546"/>
+      <w:bookmarkStart w:id="17" w:name="_Toc231317147"/>
       <w:r>
         <w:rPr>
           <w:rFonts w:ascii="Segoe UI" w:hAnsi="Segoe UI" w:cs="Segoe UI"/>
@@ -5663,7 +5663,7 @@
         </w:rPr>
       </w:pPr>
       <w:bookmarkStart w:id="18" w:name="_Toc229502344"/>
-      <w:bookmarkStart w:id="19" w:name="_Toc231154514"/>
+      <w:bookmarkStart w:id="19" w:name="_Toc231317115"/>
       <w:r>
         <w:rPr>
           <w:rFonts w:ascii="Segoe UI" w:hAnsi="Segoe UI" w:cs="Segoe UI"/>
@@ -5754,7 +5754,7 @@
       </w:pPr>
       <w:bookmarkStart w:id="20" w:name="_Ref229484556"/>
       <w:bookmarkStart w:id="21" w:name="_Toc229502345"/>
-      <w:bookmarkStart w:id="22" w:name="_Toc231154515"/>
+      <w:bookmarkStart w:id="22" w:name="_Toc231317116"/>
       <w:r>
         <w:rPr>
           <w:rFonts w:ascii="Segoe UI" w:hAnsi="Segoe UI" w:cs="Segoe UI"/>
@@ -6187,7 +6187,7 @@
       <w:bookmarkStart w:id="23" w:name="_Ref226838952"/>
       <w:bookmarkStart w:id="24" w:name="_Ref226810904"/>
       <w:bookmarkStart w:id="25" w:name="_Toc229502382"/>
-      <w:bookmarkStart w:id="26" w:name="_Toc231154547"/>
+      <w:bookmarkStart w:id="26" w:name="_Toc231317148"/>
       <w:r>
         <w:rPr>
           <w:rFonts w:ascii="Segoe UI" w:hAnsi="Segoe UI" w:cs="Segoe UI"/>
@@ -6350,7 +6350,7 @@
         </w:rPr>
       </w:pPr>
       <w:bookmarkStart w:id="27" w:name="_Toc229502346"/>
-      <w:bookmarkStart w:id="28" w:name="_Toc231154516"/>
+      <w:bookmarkStart w:id="28" w:name="_Toc231317117"/>
       <w:proofErr w:type="spellStart"/>
       <w:r>
         <w:rPr>
@@ -6466,7 +6466,7 @@
         <w:pStyle w:val="Heading2"/>
         <w:spacing w:before="0"/>
       </w:pPr>
-      <w:bookmarkStart w:id="29" w:name="_Toc231154517"/>
+      <w:bookmarkStart w:id="29" w:name="_Toc231317118"/>
       <w:r>
         <w:t xml:space="preserve">Instantiating the </w:t>
       </w:r>
@@ -6924,7 +6924,7 @@
       <w:pPr>
         <w:pStyle w:val="Heading2"/>
       </w:pPr>
-      <w:bookmarkStart w:id="30" w:name="_Toc231154518"/>
+      <w:bookmarkStart w:id="30" w:name="_Toc231317119"/>
       <w:r>
         <w:t>Casting standard types</w:t>
       </w:r>
@@ -7382,7 +7382,7 @@
         <w:pStyle w:val="Heading2"/>
         <w:spacing w:before="0"/>
       </w:pPr>
-      <w:bookmarkStart w:id="31" w:name="_Toc231154519"/>
+      <w:bookmarkStart w:id="31" w:name="_Toc231317120"/>
       <w:r>
         <w:t>Implementation Example: Basic Addition</w:t>
       </w:r>
@@ -10010,7 +10010,7 @@
         <w:pStyle w:val="Heading2"/>
         <w:spacing w:before="0"/>
       </w:pPr>
-      <w:bookmarkStart w:id="32" w:name="_Toc231154520"/>
+      <w:bookmarkStart w:id="32" w:name="_Toc231317121"/>
       <w:r>
         <w:t>Language Limitations: Operator Overloading</w:t>
       </w:r>
@@ -10053,7 +10053,22 @@
           <w:lang w:eastAsia="en-AU"/>
           <w14:ligatures w14:val="none"/>
         </w:rPr>
-        <w:t>. In many modern languages, you can redefine standard operators (such as +, -, *, or /) to work directly with custom classes. Ideally, one would use a syntax like Set Result = Num1 + Num2; however, this is not supported in VBA.</w:t>
+        <w:t xml:space="preserve">. In many modern languages, you can redefine standard operators (such as </w:t>
+      </w:r>
+      <w:r>
+        <w:rPr>
+          <w:rFonts w:ascii="Segoe UI" w:hAnsi="Segoe UI" w:cs="Segoe UI"/>
+        </w:rPr>
+        <w:t>+, −, ×, ÷</w:t>
+      </w:r>
+      <w:r>
+        <w:rPr>
+          <w:rFonts w:ascii="Segoe UI" w:eastAsia="Times New Roman" w:hAnsi="Segoe UI" w:cs="Segoe UI"/>
+          <w:kern w:val="0"/>
+          <w:lang w:eastAsia="en-AU"/>
+          <w14:ligatures w14:val="none"/>
+        </w:rPr>
+        <w:t>) to work directly with custom classes. Ideally, one would use a syntax like Set Result = Num1 + Num2; however, this is not supported in VBA.</w:t>
       </w:r>
     </w:p>
     <w:p>
@@ -10141,7 +10156,7 @@
         </w:rPr>
       </w:pPr>
       <w:bookmarkStart w:id="33" w:name="_Toc229502352"/>
-      <w:bookmarkStart w:id="34" w:name="_Toc231154521"/>
+      <w:bookmarkStart w:id="34" w:name="_Toc231317122"/>
       <w:r>
         <w:rPr>
           <w:rFonts w:ascii="Segoe UI" w:hAnsi="Segoe UI" w:cs="Segoe UI"/>
@@ -10205,7 +10220,7 @@
       <w:pPr>
         <w:pStyle w:val="Heading2"/>
       </w:pPr>
-      <w:bookmarkStart w:id="35" w:name="_Toc231154522"/>
+      <w:bookmarkStart w:id="35" w:name="_Toc231317123"/>
       <w:proofErr w:type="spellStart"/>
       <w:r>
         <w:lastRenderedPageBreak/>
@@ -10615,7 +10630,39 @@
                 <w:lang w:eastAsia="en-AU"/>
                 <w14:ligatures w14:val="none"/>
               </w:rPr>
-              <w:t>Returns the sum of Num1 and Num2.</w:t>
+              <w:t>Returns the sum of Num1 and Num2</w:t>
+            </w:r>
+            <w:r>
+              <w:rPr>
+                <w:rFonts w:ascii="Segoe UI" w:eastAsia="Times New Roman" w:hAnsi="Segoe UI" w:cs="Segoe UI"/>
+                <w:color w:val="000000"/>
+                <w:kern w:val="0"/>
+                <w:lang w:eastAsia="en-AU"/>
+                <w14:ligatures w14:val="none"/>
+              </w:rPr>
+              <w:t xml:space="preserve"> (</w:t>
+            </w:r>
+            <w:r>
+              <w:rPr>
+                <w:rFonts w:ascii="Segoe UI" w:hAnsi="Segoe UI" w:cs="Segoe UI"/>
+              </w:rPr>
+              <w:t>+</w:t>
+            </w:r>
+            <w:r>
+              <w:rPr>
+                <w:rFonts w:ascii="Segoe UI" w:hAnsi="Segoe UI" w:cs="Segoe UI"/>
+              </w:rPr>
+              <w:t>)</w:t>
+            </w:r>
+            <w:r>
+              <w:rPr>
+                <w:rFonts w:ascii="Segoe UI" w:eastAsia="Times New Roman" w:hAnsi="Segoe UI" w:cs="Segoe UI"/>
+                <w:color w:val="000000"/>
+                <w:kern w:val="0"/>
+                <w:lang w:eastAsia="en-AU"/>
+                <w14:ligatures w14:val="none"/>
+              </w:rPr>
+              <w:t>.</w:t>
             </w:r>
           </w:p>
         </w:tc>
@@ -10761,7 +10808,73 @@
                 <w:lang w:eastAsia="en-AU"/>
                 <w14:ligatures w14:val="none"/>
               </w:rPr>
-              <w:t>Returns the difference (Num1 - Num2).</w:t>
+              <w:t xml:space="preserve">Returns the difference </w:t>
+            </w:r>
+            <w:r>
+              <w:rPr>
+                <w:rFonts w:ascii="Segoe UI" w:eastAsia="Times New Roman" w:hAnsi="Segoe UI" w:cs="Segoe UI"/>
+                <w:color w:val="000000"/>
+                <w:kern w:val="0"/>
+                <w:lang w:eastAsia="en-AU"/>
+                <w14:ligatures w14:val="none"/>
+              </w:rPr>
+              <w:t xml:space="preserve">of </w:t>
+            </w:r>
+            <w:r>
+              <w:rPr>
+                <w:rFonts w:ascii="Segoe UI" w:eastAsia="Times New Roman" w:hAnsi="Segoe UI" w:cs="Segoe UI"/>
+                <w:color w:val="000000"/>
+                <w:kern w:val="0"/>
+                <w:lang w:eastAsia="en-AU"/>
+                <w14:ligatures w14:val="none"/>
+              </w:rPr>
+              <w:t xml:space="preserve">Num1 </w:t>
+            </w:r>
+            <w:r>
+              <w:rPr>
+                <w:rFonts w:ascii="Segoe UI" w:eastAsia="Times New Roman" w:hAnsi="Segoe UI" w:cs="Segoe UI"/>
+                <w:color w:val="000000"/>
+                <w:kern w:val="0"/>
+                <w:lang w:eastAsia="en-AU"/>
+                <w14:ligatures w14:val="none"/>
+              </w:rPr>
+              <w:t xml:space="preserve">and </w:t>
+            </w:r>
+            <w:r>
+              <w:rPr>
+                <w:rFonts w:ascii="Segoe UI" w:eastAsia="Times New Roman" w:hAnsi="Segoe UI" w:cs="Segoe UI"/>
+                <w:color w:val="000000"/>
+                <w:kern w:val="0"/>
+                <w:lang w:eastAsia="en-AU"/>
+                <w14:ligatures w14:val="none"/>
+              </w:rPr>
+              <w:t>Num2</w:t>
+            </w:r>
+            <w:r>
+              <w:rPr>
+                <w:rFonts w:ascii="Segoe UI" w:eastAsia="Times New Roman" w:hAnsi="Segoe UI" w:cs="Segoe UI"/>
+                <w:color w:val="000000"/>
+                <w:kern w:val="0"/>
+                <w:lang w:eastAsia="en-AU"/>
+                <w14:ligatures w14:val="none"/>
+              </w:rPr>
+              <w:t xml:space="preserve"> (</w:t>
+            </w:r>
+            <w:r>
+              <w:rPr>
+                <w:rFonts w:ascii="Segoe UI" w:hAnsi="Segoe UI" w:cs="Segoe UI"/>
+              </w:rPr>
+              <w:t>−</w:t>
+            </w:r>
+            <w:r>
+              <w:rPr>
+                <w:rFonts w:ascii="Segoe UI" w:eastAsia="Times New Roman" w:hAnsi="Segoe UI" w:cs="Segoe UI"/>
+                <w:color w:val="000000"/>
+                <w:kern w:val="0"/>
+                <w:lang w:eastAsia="en-AU"/>
+                <w14:ligatures w14:val="none"/>
+              </w:rPr>
+              <w:t>).</w:t>
             </w:r>
           </w:p>
         </w:tc>
@@ -10907,7 +11020,39 @@
                 <w:lang w:eastAsia="en-AU"/>
                 <w14:ligatures w14:val="none"/>
               </w:rPr>
-              <w:t>Returns the product of Num1 and Num2.</w:t>
+              <w:t>Returns the product of Num1 and Num2</w:t>
+            </w:r>
+            <w:r>
+              <w:rPr>
+                <w:rFonts w:ascii="Segoe UI" w:eastAsia="Times New Roman" w:hAnsi="Segoe UI" w:cs="Segoe UI"/>
+                <w:color w:val="000000"/>
+                <w:kern w:val="0"/>
+                <w:lang w:eastAsia="en-AU"/>
+                <w14:ligatures w14:val="none"/>
+              </w:rPr>
+              <w:t xml:space="preserve"> (</w:t>
+            </w:r>
+            <w:r>
+              <w:rPr>
+                <w:rFonts w:ascii="Segoe UI" w:hAnsi="Segoe UI" w:cs="Segoe UI"/>
+              </w:rPr>
+              <w:t>×</w:t>
+            </w:r>
+            <w:r>
+              <w:rPr>
+                <w:rFonts w:ascii="Segoe UI" w:hAnsi="Segoe UI" w:cs="Segoe UI"/>
+              </w:rPr>
+              <w:t>)</w:t>
+            </w:r>
+            <w:r>
+              <w:rPr>
+                <w:rFonts w:ascii="Segoe UI" w:eastAsia="Times New Roman" w:hAnsi="Segoe UI" w:cs="Segoe UI"/>
+                <w:color w:val="000000"/>
+                <w:kern w:val="0"/>
+                <w:lang w:eastAsia="en-AU"/>
+                <w14:ligatures w14:val="none"/>
+              </w:rPr>
+              <w:t>.</w:t>
             </w:r>
           </w:p>
         </w:tc>
@@ -11029,7 +11174,39 @@
                 <w:lang w:eastAsia="en-AU"/>
                 <w14:ligatures w14:val="none"/>
               </w:rPr>
-              <w:t>Returns the quotient; precision depends on settings.</w:t>
+              <w:t>Returns the quotient</w:t>
+            </w:r>
+            <w:r>
+              <w:rPr>
+                <w:rFonts w:ascii="Segoe UI" w:eastAsia="Times New Roman" w:hAnsi="Segoe UI" w:cs="Segoe UI"/>
+                <w:color w:val="000000"/>
+                <w:kern w:val="0"/>
+                <w:lang w:eastAsia="en-AU"/>
+                <w14:ligatures w14:val="none"/>
+              </w:rPr>
+              <w:t xml:space="preserve"> of Num1 and Num2 (</w:t>
+            </w:r>
+            <w:r>
+              <w:rPr>
+                <w:rFonts w:ascii="Segoe UI" w:hAnsi="Segoe UI" w:cs="Segoe UI"/>
+              </w:rPr>
+              <w:t>÷</w:t>
+            </w:r>
+            <w:r>
+              <w:rPr>
+                <w:rFonts w:ascii="Segoe UI" w:hAnsi="Segoe UI" w:cs="Segoe UI"/>
+              </w:rPr>
+              <w:t>)</w:t>
+            </w:r>
+            <w:r>
+              <w:rPr>
+                <w:rFonts w:ascii="Segoe UI" w:eastAsia="Times New Roman" w:hAnsi="Segoe UI" w:cs="Segoe UI"/>
+                <w:color w:val="000000"/>
+                <w:kern w:val="0"/>
+                <w:lang w:eastAsia="en-AU"/>
+                <w14:ligatures w14:val="none"/>
+              </w:rPr>
+              <w:t>.</w:t>
             </w:r>
           </w:p>
         </w:tc>
@@ -11486,7 +11663,45 @@
                 <w:lang w:eastAsia="en-AU"/>
                 <w14:ligatures w14:val="none"/>
               </w:rPr>
-              <w:t>Calculates the square root to current precision.</w:t>
+              <w:t>Calculates the square root to current precision</w:t>
+            </w:r>
+            <w:r>
+              <w:rPr>
+                <w:rFonts w:ascii="Segoe UI" w:eastAsia="Times New Roman" w:hAnsi="Segoe UI" w:cs="Segoe UI"/>
+                <w:color w:val="000000"/>
+                <w:kern w:val="0"/>
+                <w:lang w:eastAsia="en-AU"/>
+                <w14:ligatures w14:val="none"/>
+              </w:rPr>
+              <w:t xml:space="preserve"> (</w:t>
+            </w:r>
+            <w:r>
+              <w:rPr>
+                <w:rFonts w:ascii="Segoe UI" w:hAnsi="Segoe UI" w:cs="Segoe UI"/>
+                <w:i/>
+                <w:iCs/>
+              </w:rPr>
+              <w:t>√</w:t>
+            </w:r>
+            <w:r>
+              <w:rPr>
+                <w:rFonts w:ascii="Segoe UI" w:eastAsia="Times New Roman" w:hAnsi="Segoe UI" w:cs="Segoe UI"/>
+                <w:color w:val="000000"/>
+                <w:kern w:val="0"/>
+                <w:lang w:eastAsia="en-AU"/>
+                <w14:ligatures w14:val="none"/>
+              </w:rPr>
+              <w:t>)</w:t>
+            </w:r>
+            <w:r>
+              <w:rPr>
+                <w:rFonts w:ascii="Segoe UI" w:eastAsia="Times New Roman" w:hAnsi="Segoe UI" w:cs="Segoe UI"/>
+                <w:color w:val="000000"/>
+                <w:kern w:val="0"/>
+                <w:lang w:eastAsia="en-AU"/>
+                <w14:ligatures w14:val="none"/>
+              </w:rPr>
+              <w:t>.</w:t>
             </w:r>
           </w:p>
         </w:tc>
@@ -11777,7 +11992,7 @@
             </w:r>
             <w:r>
               <w:rPr>
-                <w:rFonts w:ascii="Arial" w:eastAsia="Times New Roman" w:hAnsi="Arial" w:cs="Arial"/>
+                <w:rFonts w:ascii="Segoe UI" w:eastAsia="Times New Roman" w:hAnsi="Segoe UI" w:cs="Segoe UI"/>
                 <w:i/>
                 <w:iCs/>
                 <w:color w:val="000000"/>
@@ -11922,7 +12137,7 @@
             <w:proofErr w:type="spellStart"/>
             <w:r>
               <w:rPr>
-                <w:rFonts w:ascii="Arial" w:eastAsia="Times New Roman" w:hAnsi="Arial" w:cs="Arial"/>
+                <w:rFonts w:ascii="Segoe UI" w:eastAsia="Times New Roman" w:hAnsi="Segoe UI" w:cs="Segoe UI"/>
                 <w:i/>
                 <w:iCs/>
                 <w:color w:val="000000"/>
@@ -12980,6 +13195,16 @@
                 <w:lang w:eastAsia="en-AU"/>
                 <w14:ligatures w14:val="none"/>
               </w:rPr>
+              <w:t xml:space="preserve">True when </w:t>
+            </w:r>
+            <w:r>
+              <w:rPr>
+                <w:rFonts w:ascii="Segoe UI" w:eastAsia="Times New Roman" w:hAnsi="Segoe UI" w:cs="Segoe UI"/>
+                <w:color w:val="000000"/>
+                <w:kern w:val="0"/>
+                <w:lang w:eastAsia="en-AU"/>
+                <w14:ligatures w14:val="none"/>
+              </w:rPr>
               <w:t>Num1 is equal to zero</w:t>
             </w:r>
             <w:r>
@@ -12990,17 +13215,7 @@
                 <w:lang w:eastAsia="en-AU"/>
                 <w14:ligatures w14:val="none"/>
               </w:rPr>
-              <w:t xml:space="preserve"> </w:t>
-            </w:r>
-            <w:r>
-              <w:rPr>
-                <w:rFonts w:ascii="Segoe UI" w:eastAsia="Times New Roman" w:hAnsi="Segoe UI" w:cs="Segoe UI"/>
-                <w:color w:val="000000"/>
-                <w:kern w:val="0"/>
-                <w:lang w:eastAsia="en-AU"/>
-                <w14:ligatures w14:val="none"/>
-              </w:rPr>
-              <w:t>(</w:t>
+              <w:t xml:space="preserve"> (</w:t>
             </w:r>
             <w:r>
               <w:rPr>
@@ -13020,17 +13235,7 @@
                 <w:lang w:eastAsia="en-AU"/>
                 <w14:ligatures w14:val="none"/>
               </w:rPr>
-              <w:t>0</w:t>
-            </w:r>
-            <w:r>
-              <w:rPr>
-                <w:rFonts w:ascii="Segoe UI" w:eastAsia="Times New Roman" w:hAnsi="Segoe UI" w:cs="Segoe UI"/>
-                <w:color w:val="000000"/>
-                <w:kern w:val="0"/>
-                <w:lang w:eastAsia="en-AU"/>
-                <w14:ligatures w14:val="none"/>
-              </w:rPr>
-              <w:t>)</w:t>
+              <w:t>0)</w:t>
             </w:r>
           </w:p>
         </w:tc>
@@ -13151,6 +13356,16 @@
                 <w:lang w:eastAsia="en-AU"/>
                 <w14:ligatures w14:val="none"/>
               </w:rPr>
+              <w:t xml:space="preserve">True when </w:t>
+            </w:r>
+            <w:r>
+              <w:rPr>
+                <w:rFonts w:ascii="Segoe UI" w:eastAsia="Times New Roman" w:hAnsi="Segoe UI" w:cs="Segoe UI"/>
+                <w:color w:val="000000"/>
+                <w:kern w:val="0"/>
+                <w:lang w:eastAsia="en-AU"/>
+                <w14:ligatures w14:val="none"/>
+              </w:rPr>
               <w:t>Num1 is negative</w:t>
             </w:r>
             <w:r>
@@ -13291,6 +13506,16 @@
                 <w:lang w:eastAsia="en-AU"/>
                 <w14:ligatures w14:val="none"/>
               </w:rPr>
+              <w:t xml:space="preserve">True when </w:t>
+            </w:r>
+            <w:r>
+              <w:rPr>
+                <w:rFonts w:ascii="Segoe UI" w:eastAsia="Times New Roman" w:hAnsi="Segoe UI" w:cs="Segoe UI"/>
+                <w:color w:val="000000"/>
+                <w:kern w:val="0"/>
+                <w:lang w:eastAsia="en-AU"/>
+                <w14:ligatures w14:val="none"/>
+              </w:rPr>
               <w:t>Num1 is positive</w:t>
             </w:r>
             <w:r>
@@ -13431,6 +13656,16 @@
                 <w:lang w:eastAsia="en-AU"/>
                 <w14:ligatures w14:val="none"/>
               </w:rPr>
+              <w:t xml:space="preserve">True when </w:t>
+            </w:r>
+            <w:r>
+              <w:rPr>
+                <w:rFonts w:ascii="Segoe UI" w:eastAsia="Times New Roman" w:hAnsi="Segoe UI" w:cs="Segoe UI"/>
+                <w:color w:val="000000"/>
+                <w:kern w:val="0"/>
+                <w:lang w:eastAsia="en-AU"/>
+                <w14:ligatures w14:val="none"/>
+              </w:rPr>
               <w:t xml:space="preserve">Num1 is equal to </w:t>
             </w:r>
             <w:r>
@@ -13592,6 +13827,16 @@
                 <w:lang w:eastAsia="en-AU"/>
                 <w14:ligatures w14:val="none"/>
               </w:rPr>
+              <w:t xml:space="preserve">True when </w:t>
+            </w:r>
+            <w:r>
+              <w:rPr>
+                <w:rFonts w:ascii="Segoe UI" w:eastAsia="Times New Roman" w:hAnsi="Segoe UI" w:cs="Segoe UI"/>
+                <w:color w:val="000000"/>
+                <w:kern w:val="0"/>
+                <w:lang w:eastAsia="en-AU"/>
+                <w14:ligatures w14:val="none"/>
+              </w:rPr>
               <w:t xml:space="preserve">Num1 is not equal to </w:t>
             </w:r>
             <w:r>
@@ -13753,6 +13998,16 @@
                 <w:lang w:eastAsia="en-AU"/>
                 <w14:ligatures w14:val="none"/>
               </w:rPr>
+              <w:t xml:space="preserve">True when </w:t>
+            </w:r>
+            <w:r>
+              <w:rPr>
+                <w:rFonts w:ascii="Segoe UI" w:eastAsia="Times New Roman" w:hAnsi="Segoe UI" w:cs="Segoe UI"/>
+                <w:color w:val="000000"/>
+                <w:kern w:val="0"/>
+                <w:lang w:eastAsia="en-AU"/>
+                <w14:ligatures w14:val="none"/>
+              </w:rPr>
               <w:t xml:space="preserve">Num1 is greater than </w:t>
             </w:r>
             <w:r>
@@ -13887,6 +14142,16 @@
                 <w:lang w:eastAsia="en-AU"/>
                 <w14:ligatures w14:val="none"/>
               </w:rPr>
+              <w:t xml:space="preserve">True when </w:t>
+            </w:r>
+            <w:r>
+              <w:rPr>
+                <w:rFonts w:ascii="Segoe UI" w:eastAsia="Times New Roman" w:hAnsi="Segoe UI" w:cs="Segoe UI"/>
+                <w:color w:val="000000"/>
+                <w:kern w:val="0"/>
+                <w:lang w:eastAsia="en-AU"/>
+                <w14:ligatures w14:val="none"/>
+              </w:rPr>
               <w:t xml:space="preserve">Num1 is less than </w:t>
             </w:r>
             <w:r>
@@ -14024,6 +14289,16 @@
                 <w:lang w:eastAsia="en-AU"/>
                 <w14:ligatures w14:val="none"/>
               </w:rPr>
+              <w:t xml:space="preserve">True when </w:t>
+            </w:r>
+            <w:r>
+              <w:rPr>
+                <w:rFonts w:ascii="Segoe UI" w:eastAsia="Times New Roman" w:hAnsi="Segoe UI" w:cs="Segoe UI"/>
+                <w:color w:val="000000"/>
+                <w:kern w:val="0"/>
+                <w:lang w:eastAsia="en-AU"/>
+                <w14:ligatures w14:val="none"/>
+              </w:rPr>
               <w:t>Num1 is greater than</w:t>
             </w:r>
             <w:r>
@@ -14173,6 +14448,16 @@
                 <w14:ligatures w14:val="none"/>
               </w:rPr>
             </w:pPr>
+            <w:r>
+              <w:rPr>
+                <w:rFonts w:ascii="Segoe UI" w:eastAsia="Times New Roman" w:hAnsi="Segoe UI" w:cs="Segoe UI"/>
+                <w:color w:val="000000"/>
+                <w:kern w:val="0"/>
+                <w:lang w:eastAsia="en-AU"/>
+                <w14:ligatures w14:val="none"/>
+              </w:rPr>
+              <w:t xml:space="preserve">True when </w:t>
+            </w:r>
             <w:r>
               <w:rPr>
                 <w:rFonts w:ascii="Segoe UI" w:eastAsia="Times New Roman" w:hAnsi="Segoe UI" w:cs="Segoe UI"/>
@@ -14367,7 +14652,7 @@
         <w:spacing w:after="0"/>
         <w:jc w:val="center"/>
       </w:pPr>
-      <w:bookmarkStart w:id="36" w:name="_Toc231154538"/>
+      <w:bookmarkStart w:id="36" w:name="_Toc231317139"/>
       <w:r>
         <w:t xml:space="preserve">Table </w:t>
       </w:r>
@@ -14415,7 +14700,7 @@
       <w:pPr>
         <w:pStyle w:val="Heading2"/>
       </w:pPr>
-      <w:bookmarkStart w:id="37" w:name="_Toc231154523"/>
+      <w:bookmarkStart w:id="37" w:name="_Toc231317124"/>
       <w:proofErr w:type="spellStart"/>
       <w:r>
         <w:lastRenderedPageBreak/>
@@ -14789,7 +15074,149 @@
                 <w:lang w:eastAsia="en-AU"/>
                 <w14:ligatures w14:val="none"/>
               </w:rPr>
-              <w:t xml:space="preserve"> This is the default property called when no property is specified.</w:t>
+              <w:t xml:space="preserve"> This is the default property called when no property is specified</w:t>
+            </w:r>
+            <w:r>
+              <w:rPr>
+                <w:rFonts w:ascii="Segoe UI" w:eastAsia="Times New Roman" w:hAnsi="Segoe UI" w:cs="Segoe UI"/>
+                <w:color w:val="000000"/>
+                <w:kern w:val="0"/>
+                <w:lang w:eastAsia="en-AU"/>
+                <w14:ligatures w14:val="none"/>
+              </w:rPr>
+              <w:t xml:space="preserve"> and can be a </w:t>
+            </w:r>
+            <w:proofErr w:type="spellStart"/>
+            <w:r>
+              <w:rPr>
+                <w:rFonts w:ascii="Segoe UI" w:eastAsia="Times New Roman" w:hAnsi="Segoe UI" w:cs="Segoe UI"/>
+                <w:color w:val="000000"/>
+                <w:kern w:val="0"/>
+                <w:lang w:eastAsia="en-AU"/>
+                <w14:ligatures w14:val="none"/>
+              </w:rPr>
+              <w:t>vbInteger</w:t>
+            </w:r>
+            <w:proofErr w:type="spellEnd"/>
+            <w:r>
+              <w:rPr>
+                <w:rFonts w:ascii="Segoe UI" w:eastAsia="Times New Roman" w:hAnsi="Segoe UI" w:cs="Segoe UI"/>
+                <w:color w:val="000000"/>
+                <w:kern w:val="0"/>
+                <w:lang w:eastAsia="en-AU"/>
+                <w14:ligatures w14:val="none"/>
+              </w:rPr>
+              <w:t xml:space="preserve">, </w:t>
+            </w:r>
+            <w:proofErr w:type="spellStart"/>
+            <w:r>
+              <w:rPr>
+                <w:rFonts w:ascii="Segoe UI" w:eastAsia="Times New Roman" w:hAnsi="Segoe UI" w:cs="Segoe UI"/>
+                <w:color w:val="000000"/>
+                <w:kern w:val="0"/>
+                <w:lang w:eastAsia="en-AU"/>
+                <w14:ligatures w14:val="none"/>
+              </w:rPr>
+              <w:t>vbLong</w:t>
+            </w:r>
+            <w:proofErr w:type="spellEnd"/>
+            <w:r>
+              <w:rPr>
+                <w:rFonts w:ascii="Segoe UI" w:eastAsia="Times New Roman" w:hAnsi="Segoe UI" w:cs="Segoe UI"/>
+                <w:color w:val="000000"/>
+                <w:kern w:val="0"/>
+                <w:lang w:eastAsia="en-AU"/>
+                <w14:ligatures w14:val="none"/>
+              </w:rPr>
+              <w:t xml:space="preserve">, </w:t>
+            </w:r>
+            <w:proofErr w:type="spellStart"/>
+            <w:r>
+              <w:rPr>
+                <w:rFonts w:ascii="Segoe UI" w:eastAsia="Times New Roman" w:hAnsi="Segoe UI" w:cs="Segoe UI"/>
+                <w:color w:val="000000"/>
+                <w:kern w:val="0"/>
+                <w:lang w:eastAsia="en-AU"/>
+                <w14:ligatures w14:val="none"/>
+              </w:rPr>
+              <w:t>vbLongLong</w:t>
+            </w:r>
+            <w:proofErr w:type="spellEnd"/>
+            <w:r>
+              <w:rPr>
+                <w:rFonts w:ascii="Segoe UI" w:eastAsia="Times New Roman" w:hAnsi="Segoe UI" w:cs="Segoe UI"/>
+                <w:color w:val="000000"/>
+                <w:kern w:val="0"/>
+                <w:lang w:eastAsia="en-AU"/>
+                <w14:ligatures w14:val="none"/>
+              </w:rPr>
+              <w:t xml:space="preserve">, </w:t>
+            </w:r>
+            <w:proofErr w:type="spellStart"/>
+            <w:r>
+              <w:rPr>
+                <w:rFonts w:ascii="Segoe UI" w:eastAsia="Times New Roman" w:hAnsi="Segoe UI" w:cs="Segoe UI"/>
+                <w:color w:val="000000"/>
+                <w:kern w:val="0"/>
+                <w:lang w:eastAsia="en-AU"/>
+                <w14:ligatures w14:val="none"/>
+              </w:rPr>
+              <w:t>vbSingle</w:t>
+            </w:r>
+            <w:proofErr w:type="spellEnd"/>
+            <w:r>
+              <w:rPr>
+                <w:rFonts w:ascii="Segoe UI" w:eastAsia="Times New Roman" w:hAnsi="Segoe UI" w:cs="Segoe UI"/>
+                <w:color w:val="000000"/>
+                <w:kern w:val="0"/>
+                <w:lang w:eastAsia="en-AU"/>
+                <w14:ligatures w14:val="none"/>
+              </w:rPr>
+              <w:t xml:space="preserve">, </w:t>
+            </w:r>
+            <w:proofErr w:type="spellStart"/>
+            <w:r>
+              <w:rPr>
+                <w:rFonts w:ascii="Segoe UI" w:eastAsia="Times New Roman" w:hAnsi="Segoe UI" w:cs="Segoe UI"/>
+                <w:color w:val="000000"/>
+                <w:kern w:val="0"/>
+                <w:lang w:eastAsia="en-AU"/>
+                <w14:ligatures w14:val="none"/>
+              </w:rPr>
+              <w:t>vbDouble</w:t>
+            </w:r>
+            <w:proofErr w:type="spellEnd"/>
+            <w:r>
+              <w:rPr>
+                <w:rFonts w:ascii="Segoe UI" w:eastAsia="Times New Roman" w:hAnsi="Segoe UI" w:cs="Segoe UI"/>
+                <w:color w:val="000000"/>
+                <w:kern w:val="0"/>
+                <w:lang w:eastAsia="en-AU"/>
+                <w14:ligatures w14:val="none"/>
+              </w:rPr>
+              <w:t xml:space="preserve">, </w:t>
+            </w:r>
+            <w:proofErr w:type="spellStart"/>
+            <w:r>
+              <w:rPr>
+                <w:rFonts w:ascii="Segoe UI" w:eastAsia="Times New Roman" w:hAnsi="Segoe UI" w:cs="Segoe UI"/>
+                <w:color w:val="000000"/>
+                <w:kern w:val="0"/>
+                <w:lang w:eastAsia="en-AU"/>
+                <w14:ligatures w14:val="none"/>
+              </w:rPr>
+              <w:t>vbString</w:t>
+            </w:r>
+            <w:proofErr w:type="spellEnd"/>
+            <w:r>
+              <w:rPr>
+                <w:rFonts w:ascii="Segoe UI" w:eastAsia="Times New Roman" w:hAnsi="Segoe UI" w:cs="Segoe UI"/>
+                <w:color w:val="000000"/>
+                <w:kern w:val="0"/>
+                <w:lang w:eastAsia="en-AU"/>
+                <w14:ligatures w14:val="none"/>
+              </w:rPr>
+              <w:t>.</w:t>
             </w:r>
           </w:p>
         </w:tc>
@@ -15766,7 +16193,7 @@
         <w:jc w:val="center"/>
       </w:pPr>
       <w:bookmarkStart w:id="38" w:name="_Ref230195818"/>
-      <w:bookmarkStart w:id="39" w:name="_Toc231154539"/>
+      <w:bookmarkStart w:id="39" w:name="_Toc231317140"/>
       <w:r>
         <w:t xml:space="preserve">Table </w:t>
       </w:r>
@@ -15812,7 +16239,7 @@
       <w:pPr>
         <w:pStyle w:val="Heading3"/>
       </w:pPr>
-      <w:bookmarkStart w:id="40" w:name="_Toc231154524"/>
+      <w:bookmarkStart w:id="40" w:name="_Toc231317125"/>
       <w:r>
         <w:t xml:space="preserve">The </w:t>
       </w:r>
@@ -16144,7 +16571,7 @@
       <w:pPr>
         <w:pStyle w:val="Heading3"/>
       </w:pPr>
-      <w:bookmarkStart w:id="41" w:name="_Toc231154525"/>
+      <w:bookmarkStart w:id="41" w:name="_Toc231317126"/>
       <w:proofErr w:type="gramStart"/>
       <w:r>
         <w:lastRenderedPageBreak/>
@@ -17126,7 +17553,17 @@
                 <w:lang w:eastAsia="en-AU"/>
                 <w14:ligatures w14:val="none"/>
               </w:rPr>
-              <w:t>Standard Excel cell values and math functions.</w:t>
+              <w:t>Double</w:t>
+            </w:r>
+            <w:r>
+              <w:rPr>
+                <w:rFonts w:ascii="Segoe UI" w:eastAsia="Times New Roman" w:hAnsi="Segoe UI" w:cs="Segoe UI"/>
+                <w:color w:val="000000"/>
+                <w:kern w:val="0"/>
+                <w:lang w:eastAsia="en-AU"/>
+                <w14:ligatures w14:val="none"/>
+              </w:rPr>
+              <w:t>-precision floating point.</w:t>
             </w:r>
           </w:p>
         </w:tc>
@@ -17245,7 +17682,39 @@
                 <w:lang w:eastAsia="en-AU"/>
                 <w14:ligatures w14:val="none"/>
               </w:rPr>
-              <w:t>Maintaining full precision for display or storage.</w:t>
+              <w:t>Standard UTF-</w:t>
+            </w:r>
+            <w:proofErr w:type="gramStart"/>
+            <w:r>
+              <w:rPr>
+                <w:rFonts w:ascii="Segoe UI" w:eastAsia="Times New Roman" w:hAnsi="Segoe UI" w:cs="Segoe UI"/>
+                <w:color w:val="000000"/>
+                <w:kern w:val="0"/>
+                <w:lang w:eastAsia="en-AU"/>
+                <w14:ligatures w14:val="none"/>
+              </w:rPr>
+              <w:t>16 character</w:t>
+            </w:r>
+            <w:proofErr w:type="gramEnd"/>
+            <w:r>
+              <w:rPr>
+                <w:rFonts w:ascii="Segoe UI" w:eastAsia="Times New Roman" w:hAnsi="Segoe UI" w:cs="Segoe UI"/>
+                <w:color w:val="000000"/>
+                <w:kern w:val="0"/>
+                <w:lang w:eastAsia="en-AU"/>
+                <w14:ligatures w14:val="none"/>
+              </w:rPr>
+              <w:t xml:space="preserve"> string</w:t>
+            </w:r>
+            <w:r>
+              <w:rPr>
+                <w:rFonts w:ascii="Segoe UI" w:eastAsia="Times New Roman" w:hAnsi="Segoe UI" w:cs="Segoe UI"/>
+                <w:color w:val="000000"/>
+                <w:kern w:val="0"/>
+                <w:lang w:eastAsia="en-AU"/>
+                <w14:ligatures w14:val="none"/>
+              </w:rPr>
+              <w:t>.</w:t>
             </w:r>
           </w:p>
         </w:tc>
@@ -17260,7 +17729,7 @@
           <w:rFonts w:ascii="Segoe UI" w:hAnsi="Segoe UI" w:cs="Segoe UI"/>
         </w:rPr>
       </w:pPr>
-      <w:bookmarkStart w:id="42" w:name="_Toc231154540"/>
+      <w:bookmarkStart w:id="42" w:name="_Toc231317141"/>
       <w:r>
         <w:t xml:space="preserve">Table </w:t>
       </w:r>
@@ -17861,7 +18330,7 @@
       <w:pPr>
         <w:pStyle w:val="Heading3"/>
       </w:pPr>
-      <w:bookmarkStart w:id="43" w:name="_Toc231154526"/>
+      <w:bookmarkStart w:id="43" w:name="_Toc231317127"/>
       <w:proofErr w:type="gramStart"/>
       <w:r>
         <w:t>The .</w:t>
@@ -18614,7 +19083,55 @@
           <w:lang w:eastAsia="en-AU"/>
           <w14:ligatures w14:val="none"/>
         </w:rPr>
-        <w:t>' Output: 10.55 (truncation)</w:t>
+        <w:t xml:space="preserve">' Output: </w:t>
+      </w:r>
+      <w:r>
+        <w:rPr>
+          <w:rFonts w:ascii="Consolas" w:eastAsia="Times New Roman" w:hAnsi="Consolas" w:cs="Courier New"/>
+          <w:color w:val="008000"/>
+          <w:kern w:val="0"/>
+          <w:sz w:val="20"/>
+          <w:szCs w:val="20"/>
+          <w:lang w:eastAsia="en-AU"/>
+          <w14:ligatures w14:val="none"/>
+        </w:rPr>
+        <w:t>“</w:t>
+      </w:r>
+      <w:r>
+        <w:rPr>
+          <w:rFonts w:ascii="Consolas" w:eastAsia="Times New Roman" w:hAnsi="Consolas" w:cs="Courier New"/>
+          <w:color w:val="008000"/>
+          <w:kern w:val="0"/>
+          <w:sz w:val="20"/>
+          <w:szCs w:val="20"/>
+          <w:lang w:eastAsia="en-AU"/>
+          <w14:ligatures w14:val="none"/>
+        </w:rPr>
+        <w:t>10.55</w:t>
+      </w:r>
+      <w:r>
+        <w:rPr>
+          <w:rFonts w:ascii="Consolas" w:eastAsia="Times New Roman" w:hAnsi="Consolas" w:cs="Courier New"/>
+          <w:color w:val="008000"/>
+          <w:kern w:val="0"/>
+          <w:sz w:val="20"/>
+          <w:szCs w:val="20"/>
+          <w:lang w:eastAsia="en-AU"/>
+          <w14:ligatures w14:val="none"/>
+        </w:rPr>
+        <w:t>”</w:t>
+      </w:r>
+      <w:r>
+        <w:rPr>
+          <w:rFonts w:ascii="Consolas" w:eastAsia="Times New Roman" w:hAnsi="Consolas" w:cs="Courier New"/>
+          <w:color w:val="008000"/>
+          <w:kern w:val="0"/>
+          <w:sz w:val="20"/>
+          <w:szCs w:val="20"/>
+          <w:lang w:eastAsia="en-AU"/>
+          <w14:ligatures w14:val="none"/>
+        </w:rPr>
+        <w:t xml:space="preserve"> (truncation)</w:t>
       </w:r>
     </w:p>
     <w:p>
@@ -18867,7 +19384,43 @@
           <w:lang w:eastAsia="en-AU"/>
           <w14:ligatures w14:val="none"/>
         </w:rPr>
-        <w:t xml:space="preserve"> Output: 10.55</w:t>
+        <w:t xml:space="preserve"> Output: </w:t>
+      </w:r>
+      <w:r>
+        <w:rPr>
+          <w:rFonts w:ascii="Consolas" w:eastAsia="Times New Roman" w:hAnsi="Consolas" w:cs="Courier New"/>
+          <w:color w:val="008000"/>
+          <w:kern w:val="0"/>
+          <w:sz w:val="20"/>
+          <w:szCs w:val="20"/>
+          <w:lang w:eastAsia="en-AU"/>
+          <w14:ligatures w14:val="none"/>
+        </w:rPr>
+        <w:t>“</w:t>
+      </w:r>
+      <w:r>
+        <w:rPr>
+          <w:rFonts w:ascii="Consolas" w:eastAsia="Times New Roman" w:hAnsi="Consolas" w:cs="Courier New"/>
+          <w:color w:val="008000"/>
+          <w:kern w:val="0"/>
+          <w:sz w:val="20"/>
+          <w:szCs w:val="20"/>
+          <w:lang w:eastAsia="en-AU"/>
+          <w14:ligatures w14:val="none"/>
+        </w:rPr>
+        <w:t>10.55</w:t>
+      </w:r>
+      <w:r>
+        <w:rPr>
+          <w:rFonts w:ascii="Consolas" w:eastAsia="Times New Roman" w:hAnsi="Consolas" w:cs="Courier New"/>
+          <w:color w:val="008000"/>
+          <w:kern w:val="0"/>
+          <w:sz w:val="20"/>
+          <w:szCs w:val="20"/>
+          <w:lang w:eastAsia="en-AU"/>
+          <w14:ligatures w14:val="none"/>
+        </w:rPr>
+        <w:t>”</w:t>
       </w:r>
     </w:p>
     <w:p>
@@ -18954,7 +19507,7 @@
       <w:pPr>
         <w:pStyle w:val="Heading3"/>
       </w:pPr>
-      <w:bookmarkStart w:id="44" w:name="_Toc231154527"/>
+      <w:bookmarkStart w:id="44" w:name="_Toc231317128"/>
       <w:r>
         <w:t>Auto-Casting of Standard Types</w:t>
       </w:r>
@@ -19988,7 +20541,7 @@
       <w:pPr>
         <w:pStyle w:val="Heading3"/>
       </w:pPr>
-      <w:bookmarkStart w:id="45" w:name="_Toc231154528"/>
+      <w:bookmarkStart w:id="45" w:name="_Toc231317129"/>
       <w:r>
         <w:t>Effortless Precision with Auto-Trimming</w:t>
       </w:r>
@@ -20102,7 +20655,7 @@
       <w:pPr>
         <w:pStyle w:val="Heading3"/>
       </w:pPr>
-      <w:bookmarkStart w:id="46" w:name="_Toc231154529"/>
+      <w:bookmarkStart w:id="46" w:name="_Toc231317130"/>
       <w:r>
         <w:t>Mutable vs. Immutable Properties</w:t>
       </w:r>
@@ -20180,31 +20733,15 @@
         <w:rPr>
           <w:rFonts w:ascii="Segoe UI" w:hAnsi="Segoe UI" w:cs="Segoe UI"/>
         </w:rPr>
-        <w:t>setting .</w:t>
-      </w:r>
-      <w:proofErr w:type="spellStart"/>
-      <w:r>
-        <w:rPr>
-          <w:rFonts w:ascii="Segoe UI" w:hAnsi="Segoe UI" w:cs="Segoe UI"/>
-        </w:rPr>
-        <w:t>StrValue</w:t>
-      </w:r>
-      <w:proofErr w:type="spellEnd"/>
+        <w:t xml:space="preserve">setting </w:t>
+      </w:r>
+      <w:r>
+        <w:rPr>
+          <w:rFonts w:ascii="Consolas" w:hAnsi="Consolas" w:cs="Segoe UI"/>
+        </w:rPr>
+        <w:t>.Value</w:t>
+      </w:r>
       <w:proofErr w:type="gramEnd"/>
-      <w:r>
-        <w:rPr>
-          <w:rFonts w:ascii="Segoe UI" w:hAnsi="Segoe UI" w:cs="Segoe UI"/>
-        </w:rPr>
-        <w:t xml:space="preserve"> or .</w:t>
-      </w:r>
-      <w:proofErr w:type="spellStart"/>
-      <w:r>
-        <w:rPr>
-          <w:rFonts w:ascii="Segoe UI" w:hAnsi="Segoe UI" w:cs="Segoe UI"/>
-        </w:rPr>
-        <w:t>DblValue</w:t>
-      </w:r>
-      <w:proofErr w:type="spellEnd"/>
       <w:r>
         <w:rPr>
           <w:rFonts w:ascii="Segoe UI" w:hAnsi="Segoe UI" w:cs="Segoe UI"/>
@@ -20255,8 +20792,22 @@
         <w:rPr>
           <w:rFonts w:ascii="Segoe UI" w:hAnsi="Segoe UI" w:cs="Segoe UI"/>
         </w:rPr>
-        <w:t>the .Scale</w:t>
-      </w:r>
+        <w:t>the .</w:t>
+      </w:r>
+      <w:proofErr w:type="spellStart"/>
+      <w:r>
+        <w:rPr>
+          <w:rFonts w:ascii="Segoe UI" w:hAnsi="Segoe UI" w:cs="Segoe UI"/>
+        </w:rPr>
+        <w:t>Tar</w:t>
+      </w:r>
+      <w:r>
+        <w:rPr>
+          <w:rFonts w:ascii="Segoe UI" w:hAnsi="Segoe UI" w:cs="Segoe UI"/>
+        </w:rPr>
+        <w:t>Scale</w:t>
+      </w:r>
+      <w:proofErr w:type="spellEnd"/>
       <w:proofErr w:type="gramEnd"/>
       <w:r>
         <w:rPr>
@@ -20317,7 +20868,7 @@
       <w:pPr>
         <w:pStyle w:val="Heading2"/>
       </w:pPr>
-      <w:bookmarkStart w:id="47" w:name="_Toc231154530"/>
+      <w:bookmarkStart w:id="47" w:name="_Toc231317131"/>
       <w:r>
         <w:t xml:space="preserve">Global Configuration with </w:t>
       </w:r>
@@ -21155,7 +21706,7 @@
           <w:rFonts w:ascii="Segoe UI" w:hAnsi="Segoe UI" w:cs="Segoe UI"/>
         </w:rPr>
       </w:pPr>
-      <w:bookmarkStart w:id="48" w:name="_Toc231154541"/>
+      <w:bookmarkStart w:id="48" w:name="_Toc231317142"/>
       <w:r>
         <w:t xml:space="preserve">Table </w:t>
       </w:r>
@@ -21203,7 +21754,7 @@
       <w:pPr>
         <w:pStyle w:val="Heading3"/>
       </w:pPr>
-      <w:bookmarkStart w:id="49" w:name="_Toc231154531"/>
+      <w:bookmarkStart w:id="49" w:name="_Toc231317132"/>
       <w:r>
         <w:t>Active State Management</w:t>
       </w:r>
@@ -22581,7 +23132,7 @@
       <w:pPr>
         <w:pStyle w:val="Heading2"/>
       </w:pPr>
-      <w:bookmarkStart w:id="50" w:name="_Toc231154532"/>
+      <w:bookmarkStart w:id="50" w:name="_Toc231317133"/>
       <w:r>
         <w:t>Performance vs Not Responding with Yield</w:t>
       </w:r>
@@ -23033,6 +23584,60 @@
               </w:rPr>
               <w:t>Used inside loops to increment the internal counter.</w:t>
             </w:r>
+            <w:r>
+              <w:rPr>
+                <w:rFonts w:ascii="Segoe UI" w:eastAsia="Times New Roman" w:hAnsi="Segoe UI" w:cs="Segoe UI"/>
+                <w:color w:val="000000"/>
+                <w:kern w:val="0"/>
+                <w:lang w:eastAsia="en-AU"/>
+                <w14:ligatures w14:val="none"/>
+              </w:rPr>
+              <w:t xml:space="preserve"> When the threshold is </w:t>
+            </w:r>
+            <w:proofErr w:type="gramStart"/>
+            <w:r>
+              <w:rPr>
+                <w:rFonts w:ascii="Segoe UI" w:eastAsia="Times New Roman" w:hAnsi="Segoe UI" w:cs="Segoe UI"/>
+                <w:color w:val="000000"/>
+                <w:kern w:val="0"/>
+                <w:lang w:eastAsia="en-AU"/>
+                <w14:ligatures w14:val="none"/>
+              </w:rPr>
+              <w:t>reach</w:t>
+            </w:r>
+            <w:proofErr w:type="gramEnd"/>
+            <w:r>
+              <w:rPr>
+                <w:rFonts w:ascii="Segoe UI" w:eastAsia="Times New Roman" w:hAnsi="Segoe UI" w:cs="Segoe UI"/>
+                <w:color w:val="000000"/>
+                <w:kern w:val="0"/>
+                <w:lang w:eastAsia="en-AU"/>
+                <w14:ligatures w14:val="none"/>
+              </w:rPr>
+              <w:t xml:space="preserve"> the </w:t>
+            </w:r>
+            <w:proofErr w:type="spellStart"/>
+            <w:r>
+              <w:rPr>
+                <w:rFonts w:ascii="Segoe UI" w:eastAsia="Times New Roman" w:hAnsi="Segoe UI" w:cs="Segoe UI"/>
+                <w:color w:val="000000"/>
+                <w:kern w:val="0"/>
+                <w:lang w:eastAsia="en-AU"/>
+                <w14:ligatures w14:val="none"/>
+              </w:rPr>
+              <w:t>DoEvents</w:t>
+            </w:r>
+            <w:proofErr w:type="spellEnd"/>
+            <w:r>
+              <w:rPr>
+                <w:rFonts w:ascii="Segoe UI" w:eastAsia="Times New Roman" w:hAnsi="Segoe UI" w:cs="Segoe UI"/>
+                <w:color w:val="000000"/>
+                <w:kern w:val="0"/>
+                <w:lang w:eastAsia="en-AU"/>
+                <w14:ligatures w14:val="none"/>
+              </w:rPr>
+              <w:t xml:space="preserve"> instruction is triggered.</w:t>
+            </w:r>
           </w:p>
         </w:tc>
       </w:tr>
@@ -23164,7 +23769,7 @@
           <w:rFonts w:ascii="Segoe UI" w:hAnsi="Segoe UI" w:cs="Segoe UI"/>
         </w:rPr>
       </w:pPr>
-      <w:bookmarkStart w:id="51" w:name="_Toc231154542"/>
+      <w:bookmarkStart w:id="51" w:name="_Toc231317143"/>
       <w:r>
         <w:t xml:space="preserve">Table </w:t>
       </w:r>
@@ -23514,7 +24119,7 @@
           <w:rFonts w:ascii="Segoe UI" w:hAnsi="Segoe UI" w:cs="Segoe UI"/>
         </w:rPr>
       </w:pPr>
-      <w:bookmarkStart w:id="52" w:name="_Toc231154543"/>
+      <w:bookmarkStart w:id="52" w:name="_Toc231317144"/>
       <w:r>
         <w:t xml:space="preserve">Table </w:t>
       </w:r>
@@ -23569,7 +24174,7 @@
           <w:rFonts w:ascii="Segoe UI" w:hAnsi="Segoe UI" w:cs="Segoe UI"/>
         </w:rPr>
       </w:pPr>
-      <w:bookmarkStart w:id="53" w:name="_Toc231154533"/>
+      <w:bookmarkStart w:id="53" w:name="_Toc231317134"/>
       <w:r>
         <w:rPr>
           <w:rFonts w:ascii="Segoe UI" w:hAnsi="Segoe UI" w:cs="Segoe UI"/>
@@ -23766,7 +24371,7 @@
       <w:pPr>
         <w:pStyle w:val="Heading2"/>
       </w:pPr>
-      <w:bookmarkStart w:id="54" w:name="_Toc231154534"/>
+      <w:bookmarkStart w:id="54" w:name="_Toc231317135"/>
       <w:r>
         <w:t>What a 69/69 All-Green Pass Signifies</w:t>
       </w:r>
@@ -24023,7 +24628,7 @@
       <w:pPr>
         <w:pStyle w:val="Heading2"/>
       </w:pPr>
-      <w:bookmarkStart w:id="55" w:name="_Toc231154535"/>
+      <w:bookmarkStart w:id="55" w:name="_Toc231317136"/>
       <w:r>
         <w:t>How to run the Test Suite</w:t>
       </w:r>
@@ -24176,7 +24781,7 @@
         </w:rPr>
       </w:pPr>
       <w:bookmarkStart w:id="56" w:name="_Toc229509809"/>
-      <w:bookmarkStart w:id="57" w:name="_Toc231154536"/>
+      <w:bookmarkStart w:id="57" w:name="_Toc231317137"/>
       <w:r>
         <w:rPr>
           <w:rFonts w:ascii="Segoe UI" w:hAnsi="Segoe UI" w:cs="Segoe UI"/>
@@ -24468,7 +25073,7 @@
         </w:rPr>
       </w:pPr>
       <w:bookmarkStart w:id="58" w:name="_Ref231070408"/>
-      <w:bookmarkStart w:id="59" w:name="_Toc231154537"/>
+      <w:bookmarkStart w:id="59" w:name="_Toc231317138"/>
       <w:r>
         <w:rPr>
           <w:rFonts w:ascii="Segoe UI" w:hAnsi="Segoe UI" w:cs="Segoe UI"/>
@@ -28475,6 +29080,7 @@
   <w:style w:type="character" w:default="1" w:styleId="DefaultParagraphFont">
     <w:name w:val="Default Paragraph Font"/>
     <w:uiPriority w:val="1"/>
+    <w:semiHidden/>
     <w:unhideWhenUsed/>
   </w:style>
   <w:style w:type="table" w:default="1" w:styleId="TableNormal">
